--- a/manuscript/Early Warning Signal Features Dominate Morphological Predictors in Bacterial Division Prediction An Interpretable Pipeline with Uncertainty Quantification.docx
+++ b/manuscript/Early Warning Signal Features Dominate Morphological Predictors in Bacterial Division Prediction An Interpretable Pipeline with Uncertainty Quantification.docx
@@ -4826,6 +4826,14 @@
     </w:p>
     <w:p>
       <w:pPr>
+        <w:pStyle w:val="Heading2"/>
+      </w:pPr>
+      <w:r>
+        <w:t>Data and Code Availability</w:t>
+      </w:r>
+    </w:p>
+    <w:p>
+      <w:pPr>
         <w:pStyle w:val="ListParagraph"/>
       </w:pPr>
     </w:p>
@@ -4833,6 +4841,41 @@
       <w:pPr>
         <w:pStyle w:val="ListParagraph"/>
       </w:pPr>
+      <w:r>
+        <w:t xml:space="preserve">All data used in this study are publicly available. </w:t>
+      </w:r>
+      <w:proofErr w:type="spellStart"/>
+      <w:r>
+        <w:t>DeLTA</w:t>
+      </w:r>
+      <w:proofErr w:type="spellEnd"/>
+      <w:r>
+        <w:t xml:space="preserve"> 2.0 test sequences were obtained from the </w:t>
+      </w:r>
+      <w:proofErr w:type="spellStart"/>
+      <w:r>
+        <w:t>DeLTA</w:t>
+      </w:r>
+      <w:proofErr w:type="spellEnd"/>
+      <w:r>
+        <w:t xml:space="preserve"> GitLab repository (https://gitlab.com/dunloplab/delta). </w:t>
+      </w:r>
+      <w:proofErr w:type="spellStart"/>
+      <w:r>
+        <w:t>DeepBacs</w:t>
+      </w:r>
+      <w:proofErr w:type="spellEnd"/>
+      <w:r>
+        <w:t xml:space="preserve"> datasets were obtained from </w:t>
+      </w:r>
+      <w:proofErr w:type="spellStart"/>
+      <w:r>
+        <w:t>Zenodo</w:t>
+      </w:r>
+      <w:proofErr w:type="spellEnd"/>
+      <w:r>
+        <w:t xml:space="preserve"> records 5550935 (E. coli) and 5550968 (B. subtilis). Analysis code, trained model outputs, and reproduction notebooks are available at:</w:t>
+      </w:r>
     </w:p>
     <w:p>
       <w:pPr>
@@ -4843,6 +4886,9 @@
       <w:pPr>
         <w:pStyle w:val="ListParagraph"/>
       </w:pPr>
+      <w:r>
+        <w:t>https://github.com/Arkomustafi2/bacterial-division-interpretable-ml</w:t>
+      </w:r>
     </w:p>
     <w:p>
       <w:pPr>
@@ -4853,36 +4899,9 @@
       <w:pPr>
         <w:pStyle w:val="ListParagraph"/>
       </w:pPr>
-    </w:p>
-    <w:p>
-      <w:pPr>
-        <w:pStyle w:val="ListParagraph"/>
-      </w:pPr>
-    </w:p>
-    <w:p>
-      <w:pPr>
-        <w:pStyle w:val="ListParagraph"/>
-      </w:pPr>
-    </w:p>
-    <w:p>
-      <w:pPr>
-        <w:pStyle w:val="ListParagraph"/>
-      </w:pPr>
-    </w:p>
-    <w:p>
-      <w:pPr>
-        <w:pStyle w:val="ListParagraph"/>
-      </w:pPr>
-    </w:p>
-    <w:p>
-      <w:pPr>
-        <w:pStyle w:val="ListParagraph"/>
-      </w:pPr>
-    </w:p>
-    <w:p>
-      <w:pPr>
-        <w:pStyle w:val="ListParagraph"/>
-      </w:pPr>
+      <w:r>
+        <w:t>DOI: 10.5281/zenodo.20503483</w:t>
+      </w:r>
     </w:p>
     <w:p>
       <w:pPr>
@@ -5792,6 +5811,7 @@
   </w:style>
   <w:style w:type="paragraph" w:styleId="Heading2">
     <w:name w:val="heading 2"/>
+    <w:link w:val="Heading2Char"/>
     <w:uiPriority w:val="9"/>
     <w:unhideWhenUsed/>
     <w:qFormat/>
@@ -6043,6 +6063,21 @@
     <w:link w:val="Footer"/>
     <w:uiPriority w:val="99"/>
     <w:rsid w:val="006D0ACA"/>
+  </w:style>
+  <w:style w:type="character" w:customStyle="1" w:styleId="Heading2Char">
+    <w:name w:val="Heading 2 Char"/>
+    <w:basedOn w:val="DefaultParagraphFont"/>
+    <w:link w:val="Heading2"/>
+    <w:uiPriority w:val="9"/>
+    <w:rsid w:val="003D4A33"/>
+    <w:rPr>
+      <w:rFonts w:ascii="Arial" w:eastAsia="Arial" w:hAnsi="Arial" w:cs="Arial"/>
+      <w:b/>
+      <w:bCs/>
+      <w:color w:val="2E4057"/>
+      <w:sz w:val="26"/>
+      <w:szCs w:val="26"/>
+    </w:rPr>
   </w:style>
 </w:styles>
 </file>
